--- a/Final Project Report.docx
+++ b/Final Project Report.docx
@@ -14,9 +14,11 @@
       <w:r>
         <w:t xml:space="preserve">Krishna </w:t>
       </w:r>
+      <w:proofErr w:type="spellStart"/>
       <w:r>
         <w:t>Kambhampaty</w:t>
       </w:r>
+      <w:proofErr w:type="spellEnd"/>
     </w:p>
     <w:p>
       <w:r>
@@ -53,10 +55,22 @@
         <w:t xml:space="preserve">For </w:t>
       </w:r>
       <w:r>
-        <w:t>the final project I chose the Number Guessing Game option, as I had tried to do something l</w:t>
-      </w:r>
-      <w:r>
-        <w:t xml:space="preserve">ike it using Java in high school. The topic felt familiar to me, so I figured it would be fun to implement it in Python. </w:t>
+        <w:t>the final project</w:t>
+      </w:r>
+      <w:r>
+        <w:t xml:space="preserve">, </w:t>
+      </w:r>
+      <w:r>
+        <w:t>I chose the Number Guessing Game option as I had tried to do something l</w:t>
+      </w:r>
+      <w:r>
+        <w:t xml:space="preserve">ike it using Java in high school. The topic felt familiar to me, so I </w:t>
+      </w:r>
+      <w:r>
+        <w:t xml:space="preserve">thought </w:t>
+      </w:r>
+      <w:r>
+        <w:t xml:space="preserve">it would be fun to implement it in Python. </w:t>
       </w:r>
       <w:r>
         <w:t>The project consist</w:t>
@@ -65,7 +79,13 @@
         <w:t>s</w:t>
       </w:r>
       <w:r>
-        <w:t xml:space="preserve"> of a single player</w:t>
+        <w:t xml:space="preserve"> of a single</w:t>
+      </w:r>
+      <w:r>
+        <w:t>-</w:t>
+      </w:r>
+      <w:r>
+        <w:t>player</w:t>
       </w:r>
       <w:r>
         <w:t xml:space="preserve">, terminal-based number guessing game. </w:t>
@@ -94,8 +114,13 @@
       <w:r>
         <w:t xml:space="preserve">using </w:t>
       </w:r>
-      <w:r>
-        <w:t>random.randint(</w:t>
+      <w:proofErr w:type="spellStart"/>
+      <w:r>
+        <w:t>random.randint</w:t>
+      </w:r>
+      <w:proofErr w:type="spellEnd"/>
+      <w:r>
+        <w:t>(</w:t>
       </w:r>
       <w:r>
         <w:t>)</w:t>
@@ -107,10 +132,19 @@
         <w:t xml:space="preserve"> Inside the main guessing loop, </w:t>
       </w:r>
       <w:r>
-        <w:t xml:space="preserve">it asks the user to guess, validates </w:t>
-      </w:r>
-      <w:r>
-        <w:t xml:space="preserve">the input, and compares it to the correct number. The user will be </w:t>
+        <w:t>the program</w:t>
+      </w:r>
+      <w:r>
+        <w:t xml:space="preserve"> asks the user to guess, validates </w:t>
+      </w:r>
+      <w:r>
+        <w:t>the input</w:t>
+      </w:r>
+      <w:r>
+        <w:t xml:space="preserve"> using a try/except block</w:t>
+      </w:r>
+      <w:r>
+        <w:t xml:space="preserve">, and compares it to the correct number. The user will be </w:t>
       </w:r>
       <w:r>
         <w:t xml:space="preserve">given feedback after each guess, indicating if it was too high or too low. </w:t>
@@ -131,16 +165,102 @@
         <w:t xml:space="preserve">are variables, strings, </w:t>
       </w:r>
       <w:r>
-        <w:t xml:space="preserve">integers, and boolean values. The variables </w:t>
-      </w:r>
-      <w:r>
-        <w:t>are the randomly generated number (num), the maximum range (max_num), the number of attempts (attempts), and the replay choice (play_again).</w:t>
+        <w:t xml:space="preserve">integers, and </w:t>
+      </w:r>
+      <w:proofErr w:type="spellStart"/>
+      <w:r>
+        <w:t>boolean</w:t>
+      </w:r>
+      <w:proofErr w:type="spellEnd"/>
+      <w:r>
+        <w:t xml:space="preserve"> values. The variables </w:t>
+      </w:r>
+      <w:r>
+        <w:t>are the randomly generated number (num), the maximum range (</w:t>
+      </w:r>
+      <w:proofErr w:type="spellStart"/>
+      <w:r>
+        <w:t>max_num</w:t>
+      </w:r>
+      <w:proofErr w:type="spellEnd"/>
+      <w:r>
+        <w:t>), the number of attempts (attempts), and the replay choice (</w:t>
+      </w:r>
+      <w:proofErr w:type="spellStart"/>
+      <w:r>
+        <w:t>play_again</w:t>
+      </w:r>
+      <w:proofErr w:type="spellEnd"/>
+      <w:r>
+        <w:t>).</w:t>
       </w:r>
       <w:r>
         <w:t xml:space="preserve"> The strings are used for user input like difficulty selection and replay choice</w:t>
       </w:r>
       <w:r>
-        <w:t>, and for displaying messages. They also se</w:t>
+        <w:t>, and for displaying messages. They also</w:t>
+      </w:r>
+      <w:r>
+        <w:t xml:space="preserve"> are control values in loops, such as checking if </w:t>
+      </w:r>
+      <w:proofErr w:type="spellStart"/>
+      <w:r>
+        <w:t>play_again</w:t>
+      </w:r>
+      <w:proofErr w:type="spellEnd"/>
+      <w:r>
+        <w:t xml:space="preserve"> equals “yes.” </w:t>
+      </w:r>
+      <w:r>
+        <w:t xml:space="preserve">The integers are used for the random number, the user’s </w:t>
+      </w:r>
+      <w:r>
+        <w:lastRenderedPageBreak/>
+        <w:t xml:space="preserve">guesses, and the attempt counter. </w:t>
+      </w:r>
+      <w:r>
+        <w:t>There is one Boolean variable (</w:t>
+      </w:r>
+      <w:proofErr w:type="spellStart"/>
+      <w:r>
+        <w:t>correctGuess</w:t>
+      </w:r>
+      <w:proofErr w:type="spellEnd"/>
+      <w:r>
+        <w:t xml:space="preserve">) that controls the main loop. It is </w:t>
+      </w:r>
+      <w:r>
+        <w:t>F</w:t>
+      </w:r>
+      <w:r>
+        <w:t xml:space="preserve">alse </w:t>
+      </w:r>
+      <w:r>
+        <w:t xml:space="preserve">until the user guesses the correct number. </w:t>
+      </w:r>
+      <w:r>
+        <w:t xml:space="preserve">I didn’t face many challenges during this project, but I hadn’t </w:t>
+      </w:r>
+      <w:r>
+        <w:t xml:space="preserve">written a program with user input in a while, so I had to refresh my knowledge. </w:t>
+      </w:r>
+      <w:r>
+        <w:t xml:space="preserve">I wouldn’t consider it a challenge, but I had to do a lot of testing for this project as well. </w:t>
+      </w:r>
+      <w:r>
+        <w:t xml:space="preserve">I think the two main improvements I would make if I were to do the project again would be </w:t>
+      </w:r>
+      <w:r>
+        <w:t>to use a GUI for a more interactive experience, an</w:t>
+      </w:r>
+      <w:r>
+        <w:t xml:space="preserve">d to add a high score system that saves </w:t>
+      </w:r>
+      <w:r>
+        <w:t xml:space="preserve">data </w:t>
+      </w:r>
+      <w:r>
+        <w:t xml:space="preserve">using a text file. </w:t>
       </w:r>
     </w:p>
     <w:sectPr>
